--- a/solucion propuesta.docx
+++ b/solucion propuesta.docx
@@ -52,6 +52,16 @@
                 <w:sz w:val="28"/>
                 <w:szCs w:val="28"/>
               </w:rPr>
+              <w:t>,</w:t>
+            </w:r>
+            <w:r>
+              <w:rPr>
+                <w:b/>
+                <w:bCs/>
+                <w:color w:val="FFFFFF"/>
+                <w:sz w:val="28"/>
+                <w:szCs w:val="28"/>
+              </w:rPr>
               <w:t>HACKATHON IA PARA EL DESARROLLO</w:t>
             </w:r>
           </w:p>
@@ -82,6 +92,7 @@
         <w:spacing w:before="60" w:after="20"/>
         <w:jc w:val="center"/>
       </w:pPr>
+      <w:proofErr w:type="spellStart"/>
       <w:r>
         <w:rPr>
           <w:b/>
@@ -92,6 +103,7 @@
         </w:rPr>
         <w:t>AgroVision</w:t>
       </w:r>
+      <w:proofErr w:type="spellEnd"/>
     </w:p>
     <w:p>
       <w:pPr>
@@ -200,6 +212,7 @@
           <w:szCs w:val="24"/>
         </w:rPr>
       </w:pPr>
+      <w:proofErr w:type="spellStart"/>
       <w:r>
         <w:rPr>
           <w:rFonts w:ascii="Times New Roman" w:hAnsi="Times New Roman" w:cs="Times New Roman"/>
@@ -208,6 +221,7 @@
         </w:rPr>
         <w:t>AgroVision</w:t>
       </w:r>
+      <w:proofErr w:type="spellEnd"/>
       <w:r>
         <w:rPr>
           <w:rFonts w:ascii="Times New Roman" w:hAnsi="Times New Roman" w:cs="Times New Roman"/>
@@ -432,7 +446,47 @@
                 <w:sz w:val="24"/>
                 <w:szCs w:val="24"/>
               </w:rPr>
-              <w:t>MobileNetV2 con Transfer Learning, exportado a TFLite para inferencia offline.</w:t>
+              <w:t xml:space="preserve">MobileNetV2 con Transfer </w:t>
+            </w:r>
+            <w:proofErr w:type="spellStart"/>
+            <w:r>
+              <w:rPr>
+                <w:rFonts w:ascii="Times New Roman" w:hAnsi="Times New Roman" w:cs="Times New Roman"/>
+                <w:color w:val="546E7A"/>
+                <w:sz w:val="24"/>
+                <w:szCs w:val="24"/>
+              </w:rPr>
+              <w:t>Learning</w:t>
+            </w:r>
+            <w:proofErr w:type="spellEnd"/>
+            <w:r>
+              <w:rPr>
+                <w:rFonts w:ascii="Times New Roman" w:hAnsi="Times New Roman" w:cs="Times New Roman"/>
+                <w:color w:val="546E7A"/>
+                <w:sz w:val="24"/>
+                <w:szCs w:val="24"/>
+              </w:rPr>
+              <w:t xml:space="preserve">, exportado a </w:t>
+            </w:r>
+            <w:proofErr w:type="spellStart"/>
+            <w:r>
+              <w:rPr>
+                <w:rFonts w:ascii="Times New Roman" w:hAnsi="Times New Roman" w:cs="Times New Roman"/>
+                <w:color w:val="546E7A"/>
+                <w:sz w:val="24"/>
+                <w:szCs w:val="24"/>
+              </w:rPr>
+              <w:t>TFLite</w:t>
+            </w:r>
+            <w:proofErr w:type="spellEnd"/>
+            <w:r>
+              <w:rPr>
+                <w:rFonts w:ascii="Times New Roman" w:hAnsi="Times New Roman" w:cs="Times New Roman"/>
+                <w:color w:val="546E7A"/>
+                <w:sz w:val="24"/>
+                <w:szCs w:val="24"/>
+              </w:rPr>
+              <w:t xml:space="preserve"> para inferencia offline.</w:t>
             </w:r>
           </w:p>
         </w:tc>
@@ -658,7 +712,47 @@
                 <w:sz w:val="24"/>
                 <w:szCs w:val="24"/>
               </w:rPr>
-              <w:t>Cacao, café, yuca y plátano. Dataset con fotos recopiladas localmente + PlantVillage.</w:t>
+              <w:t xml:space="preserve">Cacao, café, yuca y plátano. </w:t>
+            </w:r>
+            <w:proofErr w:type="spellStart"/>
+            <w:r>
+              <w:rPr>
+                <w:rFonts w:ascii="Times New Roman" w:hAnsi="Times New Roman" w:cs="Times New Roman"/>
+                <w:color w:val="546E7A"/>
+                <w:sz w:val="24"/>
+                <w:szCs w:val="24"/>
+              </w:rPr>
+              <w:t>Dataset</w:t>
+            </w:r>
+            <w:proofErr w:type="spellEnd"/>
+            <w:r>
+              <w:rPr>
+                <w:rFonts w:ascii="Times New Roman" w:hAnsi="Times New Roman" w:cs="Times New Roman"/>
+                <w:color w:val="546E7A"/>
+                <w:sz w:val="24"/>
+                <w:szCs w:val="24"/>
+              </w:rPr>
+              <w:t xml:space="preserve"> con fotos recopiladas localmente + </w:t>
+            </w:r>
+            <w:proofErr w:type="spellStart"/>
+            <w:r>
+              <w:rPr>
+                <w:rFonts w:ascii="Times New Roman" w:hAnsi="Times New Roman" w:cs="Times New Roman"/>
+                <w:color w:val="546E7A"/>
+                <w:sz w:val="24"/>
+                <w:szCs w:val="24"/>
+              </w:rPr>
+              <w:t>PlantVillage</w:t>
+            </w:r>
+            <w:proofErr w:type="spellEnd"/>
+            <w:r>
+              <w:rPr>
+                <w:rFonts w:ascii="Times New Roman" w:hAnsi="Times New Roman" w:cs="Times New Roman"/>
+                <w:color w:val="546E7A"/>
+                <w:sz w:val="24"/>
+                <w:szCs w:val="24"/>
+              </w:rPr>
+              <w:t>.</w:t>
             </w:r>
           </w:p>
         </w:tc>
@@ -764,6 +858,7 @@
                 <w:szCs w:val="24"/>
               </w:rPr>
             </w:pPr>
+            <w:proofErr w:type="spellStart"/>
             <w:r>
               <w:rPr>
                 <w:rFonts w:ascii="Times New Roman" w:hAnsi="Times New Roman" w:cs="Times New Roman"/>
@@ -771,7 +866,17 @@
                 <w:sz w:val="24"/>
                 <w:szCs w:val="24"/>
               </w:rPr>
-              <w:t>Flutter (Android, gama baja). Base de datos SQLite local. Sin requerimiento de internet.</w:t>
+              <w:t>Flutter</w:t>
+            </w:r>
+            <w:proofErr w:type="spellEnd"/>
+            <w:r>
+              <w:rPr>
+                <w:rFonts w:ascii="Times New Roman" w:hAnsi="Times New Roman" w:cs="Times New Roman"/>
+                <w:color w:val="546E7A"/>
+                <w:sz w:val="24"/>
+                <w:szCs w:val="24"/>
+              </w:rPr>
+              <w:t xml:space="preserve"> (Android, gama baja). Base de datos SQLite local. Sin requerimiento de internet.</w:t>
             </w:r>
           </w:p>
         </w:tc>
@@ -884,7 +989,47 @@
                 <w:sz w:val="24"/>
                 <w:szCs w:val="24"/>
               </w:rPr>
-              <w:t>Español, francés, fang, bubi, ndowe y fadambo.</w:t>
+              <w:t xml:space="preserve">Español, francés, </w:t>
+            </w:r>
+            <w:proofErr w:type="spellStart"/>
+            <w:r>
+              <w:rPr>
+                <w:rFonts w:ascii="Times New Roman" w:hAnsi="Times New Roman" w:cs="Times New Roman"/>
+                <w:color w:val="546E7A"/>
+                <w:sz w:val="24"/>
+                <w:szCs w:val="24"/>
+              </w:rPr>
+              <w:t>fang</w:t>
+            </w:r>
+            <w:proofErr w:type="spellEnd"/>
+            <w:r>
+              <w:rPr>
+                <w:rFonts w:ascii="Times New Roman" w:hAnsi="Times New Roman" w:cs="Times New Roman"/>
+                <w:color w:val="546E7A"/>
+                <w:sz w:val="24"/>
+                <w:szCs w:val="24"/>
+              </w:rPr>
+              <w:t xml:space="preserve">, bubi, ndowe y </w:t>
+            </w:r>
+            <w:proofErr w:type="spellStart"/>
+            <w:r>
+              <w:rPr>
+                <w:rFonts w:ascii="Times New Roman" w:hAnsi="Times New Roman" w:cs="Times New Roman"/>
+                <w:color w:val="546E7A"/>
+                <w:sz w:val="24"/>
+                <w:szCs w:val="24"/>
+              </w:rPr>
+              <w:t>fadambo</w:t>
+            </w:r>
+            <w:proofErr w:type="spellEnd"/>
+            <w:r>
+              <w:rPr>
+                <w:rFonts w:ascii="Times New Roman" w:hAnsi="Times New Roman" w:cs="Times New Roman"/>
+                <w:color w:val="546E7A"/>
+                <w:sz w:val="24"/>
+                <w:szCs w:val="24"/>
+              </w:rPr>
+              <w:t>.</w:t>
             </w:r>
           </w:p>
         </w:tc>
@@ -1095,15 +1240,7 @@
                 <w:sz w:val="24"/>
                 <w:szCs w:val="24"/>
               </w:rPr>
-              <w:t xml:space="preserve"> </w:t>
-            </w:r>
-            <w:r>
-              <w:rPr>
-                <w:rFonts w:ascii="Times New Roman" w:hAnsi="Times New Roman" w:cs="Times New Roman"/>
-                <w:sz w:val="24"/>
-                <w:szCs w:val="24"/>
-              </w:rPr>
-              <w:t>GABRIEL SILEBO SIARPE, SECUNDINO NSOGO WONG, VENANCIO SAUL ENGONO</w:t>
+              <w:t xml:space="preserve"> GABRIEL SILEBO SIARPE, SECUNDINO NSOGO WONG, VENANCIO SAUL ENGONO</w:t>
             </w:r>
             <w:r>
               <w:rPr>
@@ -1258,7 +1395,7 @@
                 <w:sz w:val="24"/>
                 <w:szCs w:val="24"/>
               </w:rPr>
-              <w:t>□ Cacao   □ Café   □ Yuca   □ Plátano   □ Otro</w:t>
+              <w:t xml:space="preserve"> Cacao   Café   Yuca   Plátano   Otro</w:t>
             </w:r>
           </w:p>
         </w:tc>
@@ -1289,17 +1426,6 @@
                 <w:szCs w:val="24"/>
               </w:rPr>
             </w:pPr>
-            <w:r>
-              <w:rPr>
-                <w:rFonts w:ascii="Times New Roman" w:hAnsi="Times New Roman" w:cs="Times New Roman"/>
-                <w:b/>
-                <w:bCs/>
-                <w:color w:val="1B5E20"/>
-                <w:sz w:val="24"/>
-                <w:szCs w:val="24"/>
-              </w:rPr>
-              <w:t>Repositorio</w:t>
-            </w:r>
           </w:p>
         </w:tc>
         <w:tc>
@@ -1333,7 +1459,7 @@
                 <w:sz w:val="24"/>
                 <w:szCs w:val="24"/>
               </w:rPr>
-              <w:t>github.com/________________________</w:t>
+              <w:t>________________________</w:t>
             </w:r>
           </w:p>
         </w:tc>
@@ -1516,7 +1642,15 @@
           <w:sz w:val="24"/>
           <w:szCs w:val="24"/>
         </w:rPr>
-        <w:t>Implementar todos los idiomas locas del pais</w:t>
+        <w:t xml:space="preserve">Implementar todos los idiomas locas del </w:t>
+      </w:r>
+      <w:r>
+        <w:rPr>
+          <w:rFonts w:ascii="Times New Roman" w:hAnsi="Times New Roman" w:cs="Times New Roman"/>
+          <w:sz w:val="24"/>
+          <w:szCs w:val="24"/>
+        </w:rPr>
+        <w:t>país, implementar la transcripción oral.</w:t>
       </w:r>
     </w:p>
     <w:sectPr>
